--- a/templates/Carta_Consulado.docx
+++ b/templates/Carta_Consulado.docx
@@ -357,10 +357,112 @@
       <w:r>
         <w:rPr>
           <w:rFonts w:ascii="Arial" w:hAnsi="Arial"/>
+        </w:rPr>
+        <w:t>Q</w:t>
+      </w:r>
+      <w:r>
+        <w:rPr>
+          <w:rFonts w:ascii="Arial" w:hAnsi="Arial" w:cs="Arial"/>
+          <w:noProof/>
+        </w:rPr>
+        <w:t>uien se e</w:t>
+      </w:r>
+      <w:r>
+        <w:rPr>
+          <w:rFonts w:ascii="Arial" w:hAnsi="Arial" w:cs="Arial"/>
+          <w:noProof/>
+        </w:rPr>
+        <w:t>ncuentra registrado ante el IMSS</w:t>
+      </w:r>
+      <w:r>
+        <w:rPr>
+          <w:rFonts w:ascii="Arial" w:hAnsi="Arial" w:cs="Arial"/>
+          <w:noProof/>
+        </w:rPr>
+        <w:t xml:space="preserve"> con el </w:t>
+      </w:r>
+      <w:r>
+        <w:rPr>
+          <w:rFonts w:ascii="Arial" w:hAnsi="Arial" w:cs="Arial"/>
           <w:b/>
           <w:bCs/>
-        </w:rPr>
-        <w:t>NOMBRE DEL EMPLEADO</w:t>
+          <w:noProof/>
+        </w:rPr>
+        <w:t>#</w:t>
+      </w:r>
+      <w:r>
+        <w:rPr>
+          <w:rFonts w:ascii="Arial" w:hAnsi="Arial" w:cs="Arial"/>
+          <w:noProof/>
+        </w:rPr>
+        <w:t xml:space="preserve"> </w:t>
+      </w:r>
+      <w:r>
+        <w:rPr>
+          <w:rFonts w:ascii="Arial" w:hAnsi="Arial" w:cs="Arial"/>
+          <w:b/>
+          <w:bCs/>
+          <w:noProof/>
+        </w:rPr>
+        <w:t>NUMERO DEL IMSS</w:t>
+      </w:r>
+      <w:r>
+        <w:rPr>
+          <w:rFonts w:ascii="Arial" w:hAnsi="Arial" w:cs="Arial"/>
+          <w:noProof/>
+        </w:rPr>
+        <w:t>, actualmente</w:t>
+      </w:r>
+      <w:r>
+        <w:rPr>
+          <w:rFonts w:ascii="Arial" w:hAnsi="Arial" w:cs="Arial"/>
+          <w:noProof/>
+        </w:rPr>
+        <w:t xml:space="preserve"> desempeña el puesto</w:t>
+      </w:r>
+      <w:r>
+        <w:rPr>
+          <w:rFonts w:ascii="Arial" w:hAnsi="Arial" w:cs="Arial"/>
+          <w:noProof/>
+        </w:rPr>
+        <w:t xml:space="preserve"> de</w:t>
+      </w:r>
+      <w:r>
+        <w:rPr>
+          <w:rFonts w:ascii="Arial" w:hAnsi="Arial" w:cs="Arial"/>
+          <w:b/>
+          <w:bCs/>
+          <w:noProof/>
+        </w:rPr>
+        <w:t xml:space="preserve"> PUESTO DEL EMPLEADO</w:t>
+      </w:r>
+      <w:r>
+        <w:rPr>
+          <w:rFonts w:ascii="Arial" w:hAnsi="Arial" w:cs="Arial"/>
+          <w:noProof/>
+        </w:rPr>
+        <w:t>,</w:t>
+      </w:r>
+      <w:r>
+        <w:rPr>
+          <w:rFonts w:ascii="Arial" w:hAnsi="Arial" w:cs="Arial"/>
+          <w:noProof/>
+        </w:rPr>
+        <w:t xml:space="preserve"> </w:t>
+      </w:r>
+      <w:r>
+        <w:rPr>
+          <w:rFonts w:ascii="Arial" w:hAnsi="Arial" w:cs="Arial"/>
+          <w:noProof/>
+        </w:rPr>
+        <w:t>percibiendo un sueldo</w:t>
+      </w:r>
+      <w:r>
+        <w:rPr>
+          <w:rFonts w:ascii="Arial" w:hAnsi="Arial" w:cs="Arial"/>
+          <w:noProof/>
+        </w:rPr>
+        <w:t xml:space="preserve"> mensual de </w:t>
       </w:r>
       <w:r>
         <w:rPr>
@@ -368,111 +470,7 @@
           <w:b/>
           <w:bCs/>
         </w:rPr>
-        <w:t xml:space="preserve"> </w:t>
-      </w:r>
-      <w:r>
-        <w:rPr>
-          <w:rFonts w:ascii="Arial" w:hAnsi="Arial" w:cs="Arial"/>
-          <w:noProof/>
-        </w:rPr>
-        <w:t>quien se e</w:t>
-      </w:r>
-      <w:r>
-        <w:rPr>
-          <w:rFonts w:ascii="Arial" w:hAnsi="Arial" w:cs="Arial"/>
-          <w:noProof/>
-        </w:rPr>
-        <w:t>ncuentra registrado ante el IMSS</w:t>
-      </w:r>
-      <w:r>
-        <w:rPr>
-          <w:rFonts w:ascii="Arial" w:hAnsi="Arial" w:cs="Arial"/>
-          <w:noProof/>
-        </w:rPr>
-        <w:t xml:space="preserve"> con el </w:t>
-      </w:r>
-      <w:r>
-        <w:rPr>
-          <w:rFonts w:ascii="Arial" w:hAnsi="Arial" w:cs="Arial"/>
-          <w:b/>
-          <w:bCs/>
-          <w:noProof/>
-        </w:rPr>
-        <w:t>#</w:t>
-      </w:r>
-      <w:r>
-        <w:rPr>
-          <w:rFonts w:ascii="Arial" w:hAnsi="Arial" w:cs="Arial"/>
-          <w:noProof/>
-        </w:rPr>
-        <w:t xml:space="preserve"> </w:t>
-      </w:r>
-      <w:r>
-        <w:rPr>
-          <w:rFonts w:ascii="Arial" w:hAnsi="Arial" w:cs="Arial"/>
-          <w:b/>
-          <w:bCs/>
-          <w:noProof/>
-        </w:rPr>
-        <w:t>NUMERO DEL IMSS</w:t>
-      </w:r>
-      <w:r>
-        <w:rPr>
-          <w:rFonts w:ascii="Arial" w:hAnsi="Arial" w:cs="Arial"/>
-          <w:noProof/>
-        </w:rPr>
-        <w:t>, actualmente</w:t>
-      </w:r>
-      <w:r>
-        <w:rPr>
-          <w:rFonts w:ascii="Arial" w:hAnsi="Arial" w:cs="Arial"/>
-          <w:noProof/>
-        </w:rPr>
-        <w:t xml:space="preserve"> desempeña el puesto</w:t>
-      </w:r>
-      <w:r>
-        <w:rPr>
-          <w:rFonts w:ascii="Arial" w:hAnsi="Arial" w:cs="Arial"/>
-          <w:noProof/>
-        </w:rPr>
-        <w:t xml:space="preserve"> de</w:t>
-      </w:r>
-      <w:r>
-        <w:rPr>
-          <w:rFonts w:ascii="Arial" w:hAnsi="Arial" w:cs="Arial"/>
-          <w:b/>
-          <w:bCs/>
-          <w:noProof/>
-        </w:rPr>
-        <w:t xml:space="preserve"> PUESTO DEL EMPLEADO</w:t>
-      </w:r>
-      <w:r>
-        <w:rPr>
-          <w:rFonts w:ascii="Arial" w:hAnsi="Arial" w:cs="Arial"/>
-          <w:noProof/>
-        </w:rPr>
-        <w:t>,</w:t>
-      </w:r>
-      <w:r>
-        <w:rPr>
-          <w:rFonts w:ascii="Arial" w:hAnsi="Arial" w:cs="Arial"/>
-          <w:noProof/>
-        </w:rPr>
-        <w:t xml:space="preserve"> </w:t>
-      </w:r>
-      <w:r>
-        <w:rPr>
-          <w:rFonts w:ascii="Arial" w:hAnsi="Arial" w:cs="Arial"/>
-          <w:noProof/>
-        </w:rPr>
-        <w:t>percibiendo un sueldo</w:t>
-      </w:r>
-      <w:r>
-        <w:rPr>
-          <w:rFonts w:ascii="Arial" w:hAnsi="Arial" w:cs="Arial"/>
-          <w:noProof/>
-        </w:rPr>
-        <w:t xml:space="preserve"> mensual de </w:t>
+        <w:t>$</w:t>
       </w:r>
       <w:r>
         <w:rPr>
@@ -480,7 +478,7 @@
           <w:b/>
           <w:bCs/>
         </w:rPr>
-        <w:t>$</w:t>
+        <w:t xml:space="preserve"> SALARIO MENSUAL</w:t>
       </w:r>
       <w:r>
         <w:rPr>
@@ -488,60 +486,44 @@
           <w:b/>
           <w:bCs/>
         </w:rPr>
-        <w:t xml:space="preserve"> SALARIO MENSUAL</w:t>
-      </w:r>
+        <w:t xml:space="preserve"> </w:t>
+      </w:r>
+      <w:r>
+        <w:rPr>
+          <w:rFonts w:ascii="Arial" w:hAnsi="Arial" w:cs="Arial"/>
+          <w:noProof/>
+        </w:rPr>
+        <w:t>má</w:t>
+      </w:r>
+      <w:r>
+        <w:rPr>
+          <w:rFonts w:ascii="Arial" w:hAnsi="Arial" w:cs="Arial"/>
+          <w:noProof/>
+        </w:rPr>
+        <w:t>s prestaciones tales como: aguinaldo, prima vacacional, bonos,  etc</w:t>
+      </w:r>
+      <w:r>
+        <w:rPr>
+          <w:rFonts w:ascii="Arial" w:hAnsi="Arial" w:cs="Arial"/>
+          <w:noProof/>
+        </w:rPr>
+        <w:t>.</w:t>
+      </w:r>
+      <w:bookmarkEnd w:id="3"/>
+    </w:p>
+    <w:p>
+      <w:pPr>
+        <w:jc w:val="both"/>
+        <w:rPr>
+          <w:rFonts w:ascii="Arial" w:hAnsi="Arial" w:cs="Arial"/>
+          <w:noProof/>
+        </w:rPr>
+      </w:pPr>
       <w:r>
         <w:rPr>
           <w:rFonts w:ascii="Arial" w:hAnsi="Arial"/>
-          <w:b/>
-          <w:bCs/>
-        </w:rPr>
-        <w:t xml:space="preserve"> </w:t>
-      </w:r>
-      <w:r>
-        <w:rPr>
-          <w:rFonts w:ascii="Arial" w:hAnsi="Arial" w:cs="Arial"/>
-          <w:noProof/>
-        </w:rPr>
-        <w:t>má</w:t>
-      </w:r>
-      <w:r>
-        <w:rPr>
-          <w:rFonts w:ascii="Arial" w:hAnsi="Arial" w:cs="Arial"/>
-          <w:noProof/>
-        </w:rPr>
-        <w:t>s prestaciones tales como: aguinaldo, prima vacacional, bonos,  etc</w:t>
-      </w:r>
-      <w:r>
-        <w:rPr>
-          <w:rFonts w:ascii="Arial" w:hAnsi="Arial" w:cs="Arial"/>
-          <w:noProof/>
-        </w:rPr>
-        <w:t>.</w:t>
-      </w:r>
-      <w:bookmarkEnd w:id="3"/>
-    </w:p>
-    <w:p>
-      <w:pPr>
-        <w:jc w:val="both"/>
-        <w:rPr>
-          <w:rFonts w:ascii="Arial" w:hAnsi="Arial" w:cs="Arial"/>
-          <w:noProof/>
-        </w:rPr>
-      </w:pPr>
-      <w:r>
-        <w:rPr>
-          <w:rFonts w:ascii="Arial" w:hAnsi="Arial"/>
-        </w:rPr>
-        <w:t xml:space="preserve">Así mismo hacemos constar que </w:t>
-      </w:r>
-      <w:r>
-        <w:rPr>
-          <w:rFonts w:ascii="Arial" w:hAnsi="Arial"/>
-          <w:b/>
-          <w:bCs/>
-        </w:rPr>
-        <w:t>NOMBRE DEL EMPLEADO</w:t>
+        </w:rPr>
+        <w:t>Así mismo hacemos constar que</w:t>
       </w:r>
       <w:r>
         <w:rPr>
